--- a/downloads/sheets/t13.docx
+++ b/downloads/sheets/t13.docx
@@ -69,7 +69,7 @@
     </w:p>
     <w:p>
       <w:r>
-        <w:t>confirm. A 20 ms packet time is a practitioner note about Cisco gateways, not a figure quoted from the Five9 technical requirements in this lab.. last checked 2026-10.</w:t>
+        <w:t>confirm. A 20 ms packet time is a practitioner note about Cisco gateways, not a figure quoted from the Five9 technical requirements in this lab. last checked 2026-10.</w:t>
       </w:r>
     </w:p>
     <w:p>
@@ -94,7 +94,7 @@
     </w:p>
     <w:p>
       <w:r>
-        <w:t>confirm. CH3, DC10, LD5, AM4, FR8, SP4, TY11, and SY5 are the Equinix Fabric edges in the technical requirements read in October 2026.. last checked 2026-10.</w:t>
+        <w:t>confirm. CH3, DC10, LD5, AM4, FR8, SP4, TY11, and SY5 are the Equinix Fabric edges in the technical requirements read in October 2026. last checked 2026-10.</w:t>
       </w:r>
     </w:p>
     <w:p>
@@ -109,7 +109,7 @@
     </w:p>
     <w:p>
       <w:r>
-        <w:t>confirm. Studio TCP 5061 is described as beta in the PDF read for this lab. Confirm before you depend on it.. last checked 2026-10.</w:t>
+        <w:t>confirm. Studio TCP 5061 is described as beta in the PDF read for this lab. Confirm before you depend on it. last checked 2026-10.</w:t>
       </w:r>
     </w:p>
   </w:body>
